--- a/docs/mid-april-presentation/Sonic Hub World - Mid April Presentation Text.docx
+++ b/docs/mid-april-presentation/Sonic Hub World - Mid April Presentation Text.docx
@@ -6,23 +6,22 @@
       <w:pPr>
         <w:rPr>
           <w:rFonts w:ascii="Times New Roman" w:cs="Times New Roman" w:eastAsia="Times New Roman" w:hAnsi="Times New Roman"/>
-        </w:rPr>
-      </w:pPr>
-      <w:r>
-        <w:rPr>
-          <w:rFonts w:ascii="Times New Roman" w:cs="Times New Roman" w:eastAsia="Times New Roman" w:hAnsi="Times New Roman"/>
           <w:b w:val="1"/>
           <w:bCs w:val="1"/>
           <w:sz w:val="36"/>
           <w:szCs w:val="36"/>
+        </w:rPr>
+      </w:pPr>
+      <w:r>
+        <w:rPr>
+          <w:rFonts w:ascii="Times New Roman" w:cs="Times New Roman" w:eastAsia="Times New Roman" w:hAnsi="Times New Roman"/>
+          <w:b w:val="1"/>
+          <w:bCs w:val="1"/>
+          <w:sz w:val="36"/>
+          <w:szCs w:val="36"/>
           <w:rtl w:val="0"/>
         </w:rPr>
         <w:t xml:space="preserve">Sonic Hub World - Mid April Presentation Text</w:t>
-      </w:r>
-      <w:r>
-        <w:rPr>
-          <w:rtl w:val="0"/>
-        </w:rPr>
       </w:r>
     </w:p>
     <w:p>
@@ -311,7 +310,21 @@
           <w:rFonts w:ascii="Times New Roman" w:cs="Times New Roman" w:eastAsia="Times New Roman" w:hAnsi="Times New Roman"/>
           <w:rtl w:val="0"/>
         </w:rPr>
-        <w:t xml:space="preserve">Todos os restantes objetos foram construídos em Three.js de raiz, sem qualquer software de modelação externo (Terreno, Paredes, Árvores, Flores, Nuvens, Anéis, Ponte, Água, Motobug (mob)</w:t>
+        <w:t xml:space="preserve">Todos os restantes objetos foram construídos em Three.js de raiz, sem qualquer software de modelação externo (Terreno, Paredes, Árvores, Flores, Nuvens, </w:t>
+      </w:r>
+      <w:r>
+        <w:rPr>
+          <w:rFonts w:ascii="Times New Roman" w:cs="Times New Roman" w:eastAsia="Times New Roman" w:hAnsi="Times New Roman"/>
+          <w:rtl w:val="0"/>
+        </w:rPr>
+        <w:t xml:space="preserve">Anéis</w:t>
+      </w:r>
+      <w:r>
+        <w:rPr>
+          <w:rFonts w:ascii="Times New Roman" w:cs="Times New Roman" w:eastAsia="Times New Roman" w:hAnsi="Times New Roman"/>
+          <w:rtl w:val="0"/>
+        </w:rPr>
+        <w:t xml:space="preserve">, Ponte, Motobug (mob))</w:t>
       </w:r>
     </w:p>
     <w:p>
@@ -339,6 +352,196 @@
         </w:rPr>
         <w:t xml:space="preserve">Agora, passando à Demo…</w:t>
       </w:r>
+    </w:p>
+    <w:p>
+      <w:pPr>
+        <w:rPr>
+          <w:rFonts w:ascii="Times New Roman" w:cs="Times New Roman" w:eastAsia="Times New Roman" w:hAnsi="Times New Roman"/>
+        </w:rPr>
+      </w:pPr>
+      <w:r>
+        <w:rPr>
+          <w:rtl w:val="0"/>
+        </w:rPr>
+      </w:r>
+    </w:p>
+    <w:p>
+      <w:pPr>
+        <w:rPr>
+          <w:rFonts w:ascii="Times New Roman" w:cs="Times New Roman" w:eastAsia="Times New Roman" w:hAnsi="Times New Roman"/>
+        </w:rPr>
+      </w:pPr>
+      <w:r>
+        <w:rPr>
+          <w:rFonts w:ascii="Times New Roman" w:cs="Times New Roman" w:eastAsia="Times New Roman" w:hAnsi="Times New Roman"/>
+          <w:rtl w:val="0"/>
+        </w:rPr>
+        <w:t xml:space="preserve">Falar: </w:t>
+      </w:r>
+      <w:r>
+        <w:rPr>
+          <w:rFonts w:ascii="Times New Roman" w:cs="Times New Roman" w:eastAsia="Times New Roman" w:hAnsi="Times New Roman"/>
+          <w:b w:val="1"/>
+          <w:bCs w:val="1"/>
+          <w:rtl w:val="0"/>
+        </w:rPr>
+        <w:t xml:space="preserve">Loading screen</w:t>
+      </w:r>
+      <w:r>
+        <w:rPr>
+          <w:rFonts w:ascii="Times New Roman" w:cs="Times New Roman" w:eastAsia="Times New Roman" w:hAnsi="Times New Roman"/>
+          <w:rtl w:val="0"/>
+        </w:rPr>
+        <w:t xml:space="preserve">; Instruções; </w:t>
+      </w:r>
+      <w:r>
+        <w:rPr>
+          <w:rFonts w:ascii="Times New Roman" w:cs="Times New Roman" w:eastAsia="Times New Roman" w:hAnsi="Times New Roman"/>
+          <w:b w:val="1"/>
+          <w:bCs w:val="1"/>
+          <w:rtl w:val="0"/>
+        </w:rPr>
+        <w:t xml:space="preserve">Anéis</w:t>
+      </w:r>
+      <w:r>
+        <w:rPr>
+          <w:rFonts w:ascii="Times New Roman" w:cs="Times New Roman" w:eastAsia="Times New Roman" w:hAnsi="Times New Roman"/>
+          <w:rtl w:val="0"/>
+        </w:rPr>
+        <w:t xml:space="preserve">; Ring Counter; </w:t>
+      </w:r>
+      <w:r>
+        <w:rPr>
+          <w:rFonts w:ascii="Times New Roman" w:cs="Times New Roman" w:eastAsia="Times New Roman" w:hAnsi="Times New Roman"/>
+          <w:b w:val="1"/>
+          <w:bCs w:val="1"/>
+          <w:rtl w:val="0"/>
+        </w:rPr>
+        <w:t xml:space="preserve">Timer</w:t>
+      </w:r>
+      <w:r>
+        <w:rPr>
+          <w:rFonts w:ascii="Times New Roman" w:cs="Times New Roman" w:eastAsia="Times New Roman" w:hAnsi="Times New Roman"/>
+          <w:rtl w:val="0"/>
+        </w:rPr>
+        <w:t xml:space="preserve">; Flores; </w:t>
+      </w:r>
+      <w:r>
+        <w:rPr>
+          <w:rFonts w:ascii="Times New Roman" w:cs="Times New Roman" w:eastAsia="Times New Roman" w:hAnsi="Times New Roman"/>
+          <w:b w:val="1"/>
+          <w:bCs w:val="1"/>
+          <w:rtl w:val="0"/>
+        </w:rPr>
+        <w:t xml:space="preserve">Camera</w:t>
+      </w:r>
+      <w:r>
+        <w:rPr>
+          <w:rFonts w:ascii="Times New Roman" w:cs="Times New Roman" w:eastAsia="Times New Roman" w:hAnsi="Times New Roman"/>
+          <w:rtl w:val="0"/>
+        </w:rPr>
+        <w:t xml:space="preserve">; Nuvens; </w:t>
+      </w:r>
+      <w:r>
+        <w:rPr>
+          <w:rFonts w:ascii="Times New Roman" w:cs="Times New Roman" w:eastAsia="Times New Roman" w:hAnsi="Times New Roman"/>
+          <w:b w:val="1"/>
+          <w:bCs w:val="1"/>
+          <w:rtl w:val="0"/>
+        </w:rPr>
+        <w:t xml:space="preserve">Motobug</w:t>
+      </w:r>
+      <w:r>
+        <w:rPr>
+          <w:rFonts w:ascii="Times New Roman" w:cs="Times New Roman" w:eastAsia="Times New Roman" w:hAnsi="Times New Roman"/>
+          <w:rtl w:val="0"/>
+        </w:rPr>
+        <w:t xml:space="preserve">; Andar; </w:t>
+      </w:r>
+      <w:r>
+        <w:rPr>
+          <w:rFonts w:ascii="Times New Roman" w:cs="Times New Roman" w:eastAsia="Times New Roman" w:hAnsi="Times New Roman"/>
+          <w:b w:val="1"/>
+          <w:bCs w:val="1"/>
+          <w:rtl w:val="0"/>
+        </w:rPr>
+        <w:t xml:space="preserve">Correr</w:t>
+      </w:r>
+      <w:r>
+        <w:rPr>
+          <w:rFonts w:ascii="Times New Roman" w:cs="Times New Roman" w:eastAsia="Times New Roman" w:hAnsi="Times New Roman"/>
+          <w:rtl w:val="0"/>
+        </w:rPr>
+        <w:t xml:space="preserve">; Partículas; </w:t>
+      </w:r>
+      <w:r>
+        <w:rPr>
+          <w:rFonts w:ascii="Times New Roman" w:cs="Times New Roman" w:eastAsia="Times New Roman" w:hAnsi="Times New Roman"/>
+          <w:b w:val="1"/>
+          <w:bCs w:val="1"/>
+          <w:rtl w:val="0"/>
+        </w:rPr>
+        <w:t xml:space="preserve">Saltar</w:t>
+      </w:r>
+      <w:r>
+        <w:rPr>
+          <w:rFonts w:ascii="Times New Roman" w:cs="Times New Roman" w:eastAsia="Times New Roman" w:hAnsi="Times New Roman"/>
+          <w:rtl w:val="0"/>
+        </w:rPr>
+        <w:t xml:space="preserve">; Spin Dash; </w:t>
+      </w:r>
+      <w:r>
+        <w:rPr>
+          <w:rFonts w:ascii="Times New Roman" w:cs="Times New Roman" w:eastAsia="Times New Roman" w:hAnsi="Times New Roman"/>
+          <w:b w:val="1"/>
+          <w:bCs w:val="1"/>
+          <w:rtl w:val="0"/>
+        </w:rPr>
+        <w:t xml:space="preserve">Rampas</w:t>
+      </w:r>
+      <w:r>
+        <w:rPr>
+          <w:rFonts w:ascii="Times New Roman" w:cs="Times New Roman" w:eastAsia="Times New Roman" w:hAnsi="Times New Roman"/>
+          <w:rtl w:val="0"/>
+        </w:rPr>
+        <w:t xml:space="preserve">; Árvores; </w:t>
+      </w:r>
+      <w:r>
+        <w:rPr>
+          <w:rFonts w:ascii="Times New Roman" w:cs="Times New Roman" w:eastAsia="Times New Roman" w:hAnsi="Times New Roman"/>
+          <w:b w:val="1"/>
+          <w:bCs w:val="1"/>
+          <w:rtl w:val="0"/>
+        </w:rPr>
+        <w:t xml:space="preserve">Água</w:t>
+      </w:r>
+      <w:r>
+        <w:rPr>
+          <w:rFonts w:ascii="Times New Roman" w:cs="Times New Roman" w:eastAsia="Times New Roman" w:hAnsi="Times New Roman"/>
+          <w:rtl w:val="0"/>
+        </w:rPr>
+        <w:t xml:space="preserve"> e Pontes</w:t>
+      </w:r>
+    </w:p>
+    <w:p>
+      <w:pPr>
+        <w:ind w:left="0" w:firstLine="0"/>
+        <w:rPr>
+          <w:rFonts w:ascii="Times New Roman" w:cs="Times New Roman" w:eastAsia="Times New Roman" w:hAnsi="Times New Roman"/>
+        </w:rPr>
+      </w:pPr>
+      <w:r>
+        <w:rPr>
+          <w:rtl w:val="0"/>
+        </w:rPr>
+      </w:r>
+    </w:p>
+    <w:p>
+      <w:pPr>
+        <w:rPr>
+          <w:rFonts w:ascii="Times New Roman" w:cs="Times New Roman" w:eastAsia="Times New Roman" w:hAnsi="Times New Roman"/>
+        </w:rPr>
+      </w:pPr>
       <w:r>
         <w:rPr>
           <w:rtl w:val="0"/>

--- a/docs/mid-april-presentation/Sonic Hub World - Mid April Presentation Text.docx
+++ b/docs/mid-april-presentation/Sonic Hub World - Mid April Presentation Text.docx
@@ -310,7 +310,39 @@
           <w:rFonts w:ascii="Times New Roman" w:cs="Times New Roman" w:eastAsia="Times New Roman" w:hAnsi="Times New Roman"/>
           <w:rtl w:val="0"/>
         </w:rPr>
-        <w:t xml:space="preserve">Todos os restantes objetos foram construídos em Three.js de raiz, sem qualquer software de modelação externo (Terreno, Paredes, Árvores, Flores, Nuvens, </w:t>
+        <w:t xml:space="preserve">Todos os restantes objetos foram construídos em Three.js de raiz, sem qualquer software de modelação externo (Terreno, </w:t>
+      </w:r>
+      <w:r>
+        <w:rPr>
+          <w:rFonts w:ascii="Times New Roman" w:cs="Times New Roman" w:eastAsia="Times New Roman" w:hAnsi="Times New Roman"/>
+          <w:b w:val="1"/>
+          <w:bCs w:val="1"/>
+          <w:rtl w:val="0"/>
+        </w:rPr>
+        <w:t xml:space="preserve">Paredes</w:t>
+      </w:r>
+      <w:r>
+        <w:rPr>
+          <w:rFonts w:ascii="Times New Roman" w:cs="Times New Roman" w:eastAsia="Times New Roman" w:hAnsi="Times New Roman"/>
+          <w:rtl w:val="0"/>
+        </w:rPr>
+        <w:t xml:space="preserve">, </w:t>
+      </w:r>
+      <w:r>
+        <w:rPr>
+          <w:rFonts w:ascii="Times New Roman" w:cs="Times New Roman" w:eastAsia="Times New Roman" w:hAnsi="Times New Roman"/>
+          <w:b w:val="1"/>
+          <w:bCs w:val="1"/>
+          <w:rtl w:val="0"/>
+        </w:rPr>
+        <w:t xml:space="preserve">Árvores</w:t>
+      </w:r>
+      <w:r>
+        <w:rPr>
+          <w:rFonts w:ascii="Times New Roman" w:cs="Times New Roman" w:eastAsia="Times New Roman" w:hAnsi="Times New Roman"/>
+          <w:rtl w:val="0"/>
+        </w:rPr>
+        <w:t xml:space="preserve">, Flores, Nuvens, </w:t>
       </w:r>
       <w:r>
         <w:rPr>
@@ -324,7 +356,23 @@
           <w:rFonts w:ascii="Times New Roman" w:cs="Times New Roman" w:eastAsia="Times New Roman" w:hAnsi="Times New Roman"/>
           <w:rtl w:val="0"/>
         </w:rPr>
-        <w:t xml:space="preserve">, Ponte, Motobug (mob))</w:t>
+        <w:t xml:space="preserve">, Ponte, </w:t>
+      </w:r>
+      <w:r>
+        <w:rPr>
+          <w:rFonts w:ascii="Times New Roman" w:cs="Times New Roman" w:eastAsia="Times New Roman" w:hAnsi="Times New Roman"/>
+          <w:b w:val="1"/>
+          <w:bCs w:val="1"/>
+          <w:rtl w:val="0"/>
+        </w:rPr>
+        <w:t xml:space="preserve">Motobug</w:t>
+      </w:r>
+      <w:r>
+        <w:rPr>
+          <w:rFonts w:ascii="Times New Roman" w:cs="Times New Roman" w:eastAsia="Times New Roman" w:hAnsi="Times New Roman"/>
+          <w:rtl w:val="0"/>
+        </w:rPr>
+        <w:t xml:space="preserve"> (mob))</w:t>
       </w:r>
     </w:p>
     <w:p>
